--- a/dist/exports/chemical-bonding-and-molecular-structure_revision_notes.docx
+++ b/dist/exports/chemical-bonding-and-molecular-structure_revision_notes.docx
@@ -189,7 +189,7 @@
                 <w:color w:val="2D3748"/>
                 <w:sz w:val="19"/>
               </w:rPr>
-              <w:t>Chemical Bonding And Molecular Structure - Core Application</w:t>
+              <w:t>VSEPR Theory &amp; Molecular Geometry</w:t>
             </w:r>
           </w:p>
         </w:tc>
@@ -209,7 +209,7 @@
               <w:rPr>
                 <w:sz w:val="19"/>
               </w:rPr>
-              <w:t>214 PYQs</w:t>
+              <w:t>88 PYQs</w:t>
             </w:r>
           </w:p>
         </w:tc>
@@ -230,7 +230,181 @@
                 <w:color w:val="718096"/>
                 <w:sz w:val="19"/>
               </w:rPr>
-              <w:t>General Concept</w:t>
+              <w:t>Molecular Shape</w:t>
+            </w:r>
+          </w:p>
+        </w:tc>
+      </w:tr>
+      <w:tr>
+        <w:tc>
+          <w:tcPr>
+            <w:tcW w:type="dxa" w:w="2160"/>
+            <w:shd w:fill="FFFFFF"/>
+            <w:tcMar>
+              <w:top w:w="80" w:type="dxa"/>
+              <w:bottom w:w="80" w:type="dxa"/>
+              <w:left w:w="150" w:type="dxa"/>
+              <w:right w:w="150" w:type="dxa"/>
+            </w:tcMar>
+          </w:tcPr>
+          <w:p>
+            <w:r>
+              <w:rPr>
+                <w:b/>
+                <w:color w:val="C53030"/>
+                <w:sz w:val="19"/>
+              </w:rPr>
+              <w:t>Very High</w:t>
+            </w:r>
+          </w:p>
+        </w:tc>
+        <w:tc>
+          <w:tcPr>
+            <w:tcW w:type="dxa" w:w="4320"/>
+            <w:shd w:fill="FFFFFF"/>
+            <w:tcMar>
+              <w:top w:w="80" w:type="dxa"/>
+              <w:bottom w:w="80" w:type="dxa"/>
+              <w:left w:w="150" w:type="dxa"/>
+              <w:right w:w="150" w:type="dxa"/>
+            </w:tcMar>
+          </w:tcPr>
+          <w:p>
+            <w:r>
+              <w:rPr>
+                <w:b/>
+                <w:color w:val="2D3748"/>
+                <w:sz w:val="19"/>
+              </w:rPr>
+              <w:t>Molecular Orbital Theory (MOT) &amp; Bond Order</w:t>
+            </w:r>
+          </w:p>
+        </w:tc>
+        <w:tc>
+          <w:tcPr>
+            <w:tcW w:type="dxa" w:w="1728"/>
+            <w:shd w:fill="FFFFFF"/>
+            <w:tcMar>
+              <w:top w:w="80" w:type="dxa"/>
+              <w:bottom w:w="80" w:type="dxa"/>
+              <w:left w:w="150" w:type="dxa"/>
+              <w:right w:w="150" w:type="dxa"/>
+            </w:tcMar>
+          </w:tcPr>
+          <w:p>
+            <w:r>
+              <w:rPr>
+                <w:sz w:val="19"/>
+              </w:rPr>
+              <w:t>83 PYQs</w:t>
+            </w:r>
+          </w:p>
+        </w:tc>
+        <w:tc>
+          <w:tcPr>
+            <w:tcW w:type="dxa" w:w="1872"/>
+            <w:shd w:fill="FFFFFF"/>
+            <w:tcMar>
+              <w:top w:w="80" w:type="dxa"/>
+              <w:bottom w:w="80" w:type="dxa"/>
+              <w:left w:w="150" w:type="dxa"/>
+              <w:right w:w="150" w:type="dxa"/>
+            </w:tcMar>
+          </w:tcPr>
+          <w:p>
+            <w:r>
+              <w:rPr>
+                <w:color w:val="718096"/>
+                <w:sz w:val="19"/>
+              </w:rPr>
+              <w:t>MOT</w:t>
+            </w:r>
+          </w:p>
+        </w:tc>
+      </w:tr>
+      <w:tr>
+        <w:tc>
+          <w:tcPr>
+            <w:tcW w:type="dxa" w:w="2160"/>
+            <w:shd w:fill="F7FAFC"/>
+            <w:tcMar>
+              <w:top w:w="80" w:type="dxa"/>
+              <w:bottom w:w="80" w:type="dxa"/>
+              <w:left w:w="150" w:type="dxa"/>
+              <w:right w:w="150" w:type="dxa"/>
+            </w:tcMar>
+          </w:tcPr>
+          <w:p>
+            <w:r>
+              <w:rPr>
+                <w:b/>
+                <w:color w:val="C53030"/>
+                <w:sz w:val="19"/>
+              </w:rPr>
+              <w:t>Very High</w:t>
+            </w:r>
+          </w:p>
+        </w:tc>
+        <w:tc>
+          <w:tcPr>
+            <w:tcW w:type="dxa" w:w="4320"/>
+            <w:shd w:fill="F7FAFC"/>
+            <w:tcMar>
+              <w:top w:w="80" w:type="dxa"/>
+              <w:bottom w:w="80" w:type="dxa"/>
+              <w:left w:w="150" w:type="dxa"/>
+              <w:right w:w="150" w:type="dxa"/>
+            </w:tcMar>
+          </w:tcPr>
+          <w:p>
+            <w:r>
+              <w:rPr>
+                <w:b/>
+                <w:color w:val="2D3748"/>
+                <w:sz w:val="19"/>
+              </w:rPr>
+              <w:t>Dipole Moment, Formal Charge &amp; Hydrogen Bonding</w:t>
+            </w:r>
+          </w:p>
+        </w:tc>
+        <w:tc>
+          <w:tcPr>
+            <w:tcW w:type="dxa" w:w="1728"/>
+            <w:shd w:fill="F7FAFC"/>
+            <w:tcMar>
+              <w:top w:w="80" w:type="dxa"/>
+              <w:bottom w:w="80" w:type="dxa"/>
+              <w:left w:w="150" w:type="dxa"/>
+              <w:right w:w="150" w:type="dxa"/>
+            </w:tcMar>
+          </w:tcPr>
+          <w:p>
+            <w:r>
+              <w:rPr>
+                <w:sz w:val="19"/>
+              </w:rPr>
+              <w:t>58 PYQs</w:t>
+            </w:r>
+          </w:p>
+        </w:tc>
+        <w:tc>
+          <w:tcPr>
+            <w:tcW w:type="dxa" w:w="1872"/>
+            <w:shd w:fill="F7FAFC"/>
+            <w:tcMar>
+              <w:top w:w="80" w:type="dxa"/>
+              <w:bottom w:w="80" w:type="dxa"/>
+              <w:left w:w="150" w:type="dxa"/>
+              <w:right w:w="150" w:type="dxa"/>
+            </w:tcMar>
+          </w:tcPr>
+          <w:p>
+            <w:r>
+              <w:rPr>
+                <w:color w:val="718096"/>
+                <w:sz w:val="19"/>
+              </w:rPr>
+              <w:t>Intermolecular</w:t>
             </w:r>
           </w:p>
         </w:tc>
@@ -311,6 +485,144 @@
           </w:p>
         </w:tc>
       </w:tr>
+      <w:tr>
+        <w:tc>
+          <w:tcPr>
+            <w:tcW w:type="dxa" w:w="3600"/>
+            <w:shd w:fill="F7FAFC"/>
+            <w:tcMar>
+              <w:top w:w="100" w:type="dxa"/>
+              <w:bottom w:w="100" w:type="dxa"/>
+              <w:left w:w="150" w:type="dxa"/>
+              <w:right w:w="150" w:type="dxa"/>
+            </w:tcMar>
+          </w:tcPr>
+          <w:p>
+            <w:r>
+              <w:rPr>
+                <w:b/>
+                <w:color w:val="1A365D"/>
+                <w:sz w:val="19"/>
+              </w:rPr>
+              <w:t>VSEPR Theory &amp; Molecular Geometry</w:t>
+            </w:r>
+          </w:p>
+        </w:tc>
+        <w:tc>
+          <w:tcPr>
+            <w:tcW w:type="dxa" w:w="6480"/>
+            <w:shd w:fill="F7FAFC"/>
+            <w:tcMar>
+              <w:top w:w="100" w:type="dxa"/>
+              <w:bottom w:w="100" w:type="dxa"/>
+              <w:left w:w="150" w:type="dxa"/>
+              <w:right w:w="150" w:type="dxa"/>
+            </w:tcMar>
+          </w:tcPr>
+          <w:p>
+            <w:r>
+              <w:rPr>
+                <w:rFonts w:ascii="Cambria Math" w:hAnsi="Cambria Math"/>
+                <w:color w:val="2D3748"/>
+                <w:sz w:val="19"/>
+              </w:rPr>
+              <w:t>\text{Steric Number } H = \frac{1}{2}(V + M - C + A), \quad \text{LP-LP repulsion} &gt; \text{LP-BP} &gt; \text{BP-BP}</w:t>
+            </w:r>
+          </w:p>
+        </w:tc>
+      </w:tr>
+      <w:tr>
+        <w:tc>
+          <w:tcPr>
+            <w:tcW w:type="dxa" w:w="3600"/>
+            <w:shd w:fill="FFFFFF"/>
+            <w:tcMar>
+              <w:top w:w="100" w:type="dxa"/>
+              <w:bottom w:w="100" w:type="dxa"/>
+              <w:left w:w="150" w:type="dxa"/>
+              <w:right w:w="150" w:type="dxa"/>
+            </w:tcMar>
+          </w:tcPr>
+          <w:p>
+            <w:r>
+              <w:rPr>
+                <w:b/>
+                <w:color w:val="1A365D"/>
+                <w:sz w:val="19"/>
+              </w:rPr>
+              <w:t>Molecular Orbital Theory (MOT) &amp; Bond Order</w:t>
+            </w:r>
+          </w:p>
+        </w:tc>
+        <w:tc>
+          <w:tcPr>
+            <w:tcW w:type="dxa" w:w="6480"/>
+            <w:shd w:fill="FFFFFF"/>
+            <w:tcMar>
+              <w:top w:w="100" w:type="dxa"/>
+              <w:bottom w:w="100" w:type="dxa"/>
+              <w:left w:w="150" w:type="dxa"/>
+              <w:right w:w="150" w:type="dxa"/>
+            </w:tcMar>
+          </w:tcPr>
+          <w:p>
+            <w:r>
+              <w:rPr>
+                <w:rFonts w:ascii="Cambria Math" w:hAnsi="Cambria Math"/>
+                <w:color w:val="2D3748"/>
+                <w:sz w:val="19"/>
+              </w:rPr>
+              <w:t>\text{Bond Order} = \frac{N_b - N_a}{2}, \quad \text{Stability} \propto \text{Bond Order} \propto \frac{1}{\text{Bond Length}}</w:t>
+            </w:r>
+          </w:p>
+        </w:tc>
+      </w:tr>
+      <w:tr>
+        <w:tc>
+          <w:tcPr>
+            <w:tcW w:type="dxa" w:w="3600"/>
+            <w:shd w:fill="F7FAFC"/>
+            <w:tcMar>
+              <w:top w:w="100" w:type="dxa"/>
+              <w:bottom w:w="100" w:type="dxa"/>
+              <w:left w:w="150" w:type="dxa"/>
+              <w:right w:w="150" w:type="dxa"/>
+            </w:tcMar>
+          </w:tcPr>
+          <w:p>
+            <w:r>
+              <w:rPr>
+                <w:b/>
+                <w:color w:val="1A365D"/>
+                <w:sz w:val="19"/>
+              </w:rPr>
+              <w:t>Dipole Moment, Formal Charge &amp; Hydrogen Bonding</w:t>
+            </w:r>
+          </w:p>
+        </w:tc>
+        <w:tc>
+          <w:tcPr>
+            <w:tcW w:type="dxa" w:w="6480"/>
+            <w:shd w:fill="F7FAFC"/>
+            <w:tcMar>
+              <w:top w:w="100" w:type="dxa"/>
+              <w:bottom w:w="100" w:type="dxa"/>
+              <w:left w:w="150" w:type="dxa"/>
+              <w:right w:w="150" w:type="dxa"/>
+            </w:tcMar>
+          </w:tcPr>
+          <w:p>
+            <w:r>
+              <w:rPr>
+                <w:rFonts w:ascii="Cambria Math" w:hAnsi="Cambria Math"/>
+                <w:color w:val="2D3748"/>
+                <w:sz w:val="19"/>
+              </w:rPr>
+              <w:t>\mu = q \times d, \quad \text{Formal Charge} = V - L - \frac{1}{2}S, \quad \mu(\text{NH}_3) &gt; \mu(\text{NF}_3)</w:t>
+            </w:r>
+          </w:p>
+        </w:tc>
+      </w:tr>
     </w:tbl>
     <w:p>
       <w:pPr>
@@ -338,7 +650,7 @@
           <w:color w:val="2B6CB0"/>
           <w:sz w:val="24"/>
         </w:rPr>
-        <w:t>3.1 Chemical Bonding And Molecular Structure - Core Application (Very High Yield — 214 PYQs)</w:t>
+        <w:t>3.1 VSEPR Theory &amp; Molecular Geometry (Very High Yield — 88 PYQs)</w:t>
       </w:r>
     </w:p>
     <w:p>
@@ -353,7 +665,7 @@
         <w:rPr>
           <w:sz w:val="20"/>
         </w:rPr>
-        <w:t>Key problem pattern in Chemical Bonding And Molecular Structure.</w:t>
+        <w:t>Prediction of molecular shapes and bond angles using steric number and lone pair repulsions.</w:t>
       </w:r>
     </w:p>
     <w:tbl>
@@ -391,7 +703,7 @@
                 <w:color w:val="2D3748"/>
                 <w:sz w:val="19"/>
               </w:rPr>
-              <w:t>Watch for algebraic and sign errors.</w:t>
+              <w:t>XeF_4 has sp^3d^2 hybridization with 2 lone pairs; its geometry is octahedral, but its molecular SHAPE is SQUARE PLANAR.</w:t>
             </w:r>
           </w:p>
         </w:tc>
@@ -432,7 +744,7 @@
                 <w:color w:val="2D3748"/>
                 <w:sz w:val="19"/>
               </w:rPr>
-              <w:t>Verify dimensions and boundary conditions.</w:t>
+              <w:t>In trigonal bipyramidal geometry (sp^3d, e.g. PCl_5), lone pairs ALWAYS occupy equatorial positions to minimize 90° repulsions.</w:t>
             </w:r>
           </w:p>
         </w:tc>
@@ -494,6 +806,187 @@
         <w:rPr>
           <w:sz w:val="18"/>
         </w:rPr>
+        <w:t xml:space="preserve">"Match List - I with List - II according to shape. List – I List – II A.  XeO 3 B.  XeF 2 C.  XeO 2 F 2 D.  XeOF 4 I.  BrF 5 II.  NH 3 III.  ..."  </w:t>
+      </w:r>
+      <w:r>
+        <w:rPr>
+          <w:b/>
+          <w:color w:val="2B6CB0"/>
+          <w:sz w:val="18"/>
+        </w:rPr>
+        <w:t>[Ans: N/A]</w:t>
+      </w:r>
+    </w:p>
+    <w:p>
+      <w:pPr>
+        <w:pStyle w:val="ListBullet"/>
+        <w:spacing w:after="40"/>
+      </w:pPr>
+      <w:r>
+        <w:rPr>
+          <w:b/>
+          <w:sz w:val="18"/>
+        </w:rPr>
+        <w:t xml:space="preserve">[2026 Morning Shift] Q#1 (MCQ): </w:t>
+      </w:r>
+      <w:r>
+        <w:rPr>
+          <w:sz w:val="18"/>
+        </w:rPr>
+        <w:t xml:space="preserve">"Among the following, the CORRECT combinations are A. IF_(3) → T -shaped ( sp^3d ) B. IF_(5) → Square pyramidal $..."  </w:t>
+      </w:r>
+      <w:r>
+        <w:rPr>
+          <w:b/>
+          <w:color w:val="2B6CB0"/>
+          <w:sz w:val="18"/>
+        </w:rPr>
+        <w:t>[Ans: N/A]</w:t>
+      </w:r>
+    </w:p>
+    <w:p>
+      <w:pPr>
+        <w:spacing w:after="120"/>
+      </w:pPr>
+    </w:p>
+    <w:p>
+      <w:pPr>
+        <w:pStyle w:val="Heading2"/>
+      </w:pPr>
+      <w:r>
+        <w:rPr>
+          <w:color w:val="2B6CB0"/>
+          <w:sz w:val="24"/>
+        </w:rPr>
+        <w:t>3.2 Molecular Orbital Theory (MOT) &amp; Bond Order (Very High Yield — 83 PYQs)</w:t>
+      </w:r>
+    </w:p>
+    <w:p>
+      <w:r>
+        <w:rPr>
+          <w:b/>
+          <w:sz w:val="20"/>
+        </w:rPr>
+        <w:t xml:space="preserve">Core Principle: </w:t>
+      </w:r>
+      <w:r>
+        <w:rPr>
+          <w:sz w:val="20"/>
+        </w:rPr>
+        <w:t>LCAO principle, molecular orbital filling order for ≤ 14 vs &gt; 14 electrons, bond order calculation, and magnetic character.</w:t>
+      </w:r>
+    </w:p>
+    <w:tbl>
+      <w:tblPr>
+        <w:tblW w:type="auto" w:w="0"/>
+        <w:jc w:val="center"/>
+        <w:tblLook w:firstColumn="1" w:firstRow="1" w:lastColumn="0" w:lastRow="0" w:noHBand="0" w:noVBand="1" w:val="04A0"/>
+      </w:tblPr>
+      <w:tblGrid>
+        <w:gridCol w:w="10080"/>
+      </w:tblGrid>
+      <w:tr>
+        <w:tc>
+          <w:tcPr>
+            <w:tcW w:type="dxa" w:w="10080"/>
+            <w:shd w:fill="FFF5F5"/>
+            <w:tcMar>
+              <w:top w:w="100" w:type="dxa"/>
+              <w:bottom w:w="100" w:type="dxa"/>
+              <w:left w:w="150" w:type="dxa"/>
+              <w:right w:w="150" w:type="dxa"/>
+            </w:tcMar>
+          </w:tcPr>
+          <w:p>
+            <w:r>
+              <w:rPr>
+                <w:b/>
+                <w:color w:val="C53030"/>
+                <w:sz w:val="19"/>
+              </w:rPr>
+              <w:t xml:space="preserve">⚠️ Common Trap / JEE Pitfall: </w:t>
+            </w:r>
+            <w:r>
+              <w:rPr>
+                <w:color w:val="2D3748"/>
+                <w:sz w:val="19"/>
+              </w:rPr>
+              <w:t>O_2 has bond order 2 and is PARAMAGNETIC because it has 2 unpaired electrons in degenerate antibonding π^* 2p_x and π^* 2p_y orbitals.</w:t>
+            </w:r>
+          </w:p>
+        </w:tc>
+      </w:tr>
+    </w:tbl>
+    <w:tbl>
+      <w:tblPr>
+        <w:tblW w:type="auto" w:w="0"/>
+        <w:jc w:val="center"/>
+        <w:tblLook w:firstColumn="1" w:firstRow="1" w:lastColumn="0" w:lastRow="0" w:noHBand="0" w:noVBand="1" w:val="04A0"/>
+      </w:tblPr>
+      <w:tblGrid>
+        <w:gridCol w:w="10080"/>
+      </w:tblGrid>
+      <w:tr>
+        <w:tc>
+          <w:tcPr>
+            <w:tcW w:type="dxa" w:w="10080"/>
+            <w:shd w:fill="F0FFF4"/>
+            <w:tcMar>
+              <w:top w:w="100" w:type="dxa"/>
+              <w:bottom w:w="100" w:type="dxa"/>
+              <w:left w:w="150" w:type="dxa"/>
+              <w:right w:w="150" w:type="dxa"/>
+            </w:tcMar>
+          </w:tcPr>
+          <w:p>
+            <w:r>
+              <w:rPr>
+                <w:b/>
+                <w:color w:val="276749"/>
+                <w:sz w:val="19"/>
+              </w:rPr>
+              <w:t xml:space="preserve">💡 Speed Hack / Trick: </w:t>
+            </w:r>
+            <w:r>
+              <w:rPr>
+                <w:color w:val="2D3748"/>
+                <w:sz w:val="19"/>
+              </w:rPr>
+              <w:t>For species with ≤ 14 electrons (B_2, C_2, N_2): π 2p_x = π 2p_y is filled BEFORE σ 2p_z due to s-p mixing.</w:t>
+            </w:r>
+          </w:p>
+        </w:tc>
+      </w:tr>
+    </w:tbl>
+    <w:p>
+      <w:pPr>
+        <w:spacing w:before="120" w:after="40"/>
+      </w:pPr>
+      <w:r>
+        <w:rPr>
+          <w:b/>
+          <w:color w:val="1A365D"/>
+          <w:sz w:val="19"/>
+        </w:rPr>
+        <w:t>Source PYQs testing this concept:</w:t>
+      </w:r>
+    </w:p>
+    <w:p>
+      <w:pPr>
+        <w:pStyle w:val="ListBullet"/>
+        <w:spacing w:after="40"/>
+      </w:pPr>
+      <w:r>
+        <w:rPr>
+          <w:b/>
+          <w:sz w:val="18"/>
+        </w:rPr>
+        <w:t xml:space="preserve">[2026 Evening Shift] Q#1 (MCQ): </w:t>
+      </w:r>
+      <w:r>
+        <w:rPr>
+          <w:sz w:val="18"/>
+        </w:rPr>
         <w:t xml:space="preserve">"The covalent radii of atoms A and B are r_(A) and r_(B) , respectively. The covalent bond length and total length of AB molecule are..."  </w:t>
       </w:r>
       <w:r>
@@ -515,13 +1008,248 @@
           <w:b/>
           <w:sz w:val="18"/>
         </w:rPr>
-        <w:t xml:space="preserve">[2026 Evening Shift] Q#1 (MCQ): </w:t>
+        <w:t xml:space="preserve">[2026 Evening Shift] Q#2 (MCQ): </w:t>
       </w:r>
       <w:r>
         <w:rPr>
           <w:sz w:val="18"/>
         </w:rPr>
-        <w:t xml:space="preserve">"Match List - I with List - II according to shape. List – I List – II A.  XeO 3 B.  XeF 2 C.  XeO 2 F 2 D.  XeOF 4 I.  BrF 5 II.  NH 3 III.  ..."  </w:t>
+        <w:t xml:space="preserve">"Which of the following pictorial diagram most correctly represents the π^∗ ( π antibonding) molecular orbital between two atoms if..."  </w:t>
+      </w:r>
+      <w:r>
+        <w:rPr>
+          <w:b/>
+          <w:color w:val="2B6CB0"/>
+          <w:sz w:val="18"/>
+        </w:rPr>
+        <w:t>[Ans: N/A]</w:t>
+      </w:r>
+    </w:p>
+    <w:p>
+      <w:pPr>
+        <w:pStyle w:val="ListBullet"/>
+        <w:spacing w:after="40"/>
+      </w:pPr>
+      <w:r>
+        <w:rPr>
+          <w:b/>
+          <w:sz w:val="18"/>
+        </w:rPr>
+        <w:t xml:space="preserve">[2026 Morning Shift] Q#2 (MCQ): </w:t>
+      </w:r>
+      <w:r>
+        <w:rPr>
+          <w:sz w:val="18"/>
+        </w:rPr>
+        <w:t xml:space="preserve">"Given below are two statements : Statement I : The number of species among BF_(4)^-,SiF_(4),XeF_(4) and SF_(4) , that have unequal $E-..."  </w:t>
+      </w:r>
+      <w:r>
+        <w:rPr>
+          <w:b/>
+          <w:color w:val="2B6CB0"/>
+          <w:sz w:val="18"/>
+        </w:rPr>
+        <w:t>[Ans: B]</w:t>
+      </w:r>
+    </w:p>
+    <w:p>
+      <w:pPr>
+        <w:spacing w:after="120"/>
+      </w:pPr>
+    </w:p>
+    <w:p>
+      <w:pPr>
+        <w:pStyle w:val="Heading2"/>
+      </w:pPr>
+      <w:r>
+        <w:rPr>
+          <w:color w:val="2B6CB0"/>
+          <w:sz w:val="24"/>
+        </w:rPr>
+        <w:t>3.3 Dipole Moment, Formal Charge &amp; Hydrogen Bonding (Very High Yield — 58 PYQs)</w:t>
+      </w:r>
+    </w:p>
+    <w:p>
+      <w:r>
+        <w:rPr>
+          <w:b/>
+          <w:sz w:val="20"/>
+        </w:rPr>
+        <w:t xml:space="preserve">Core Principle: </w:t>
+      </w:r>
+      <w:r>
+        <w:rPr>
+          <w:sz w:val="20"/>
+        </w:rPr>
+        <w:t>Vector addition of bond dipoles, percentage ionic character, and influence of H-bonding on boiling points.</w:t>
+      </w:r>
+    </w:p>
+    <w:tbl>
+      <w:tblPr>
+        <w:tblW w:type="auto" w:w="0"/>
+        <w:jc w:val="center"/>
+        <w:tblLook w:firstColumn="1" w:firstRow="1" w:lastColumn="0" w:lastRow="0" w:noHBand="0" w:noVBand="1" w:val="04A0"/>
+      </w:tblPr>
+      <w:tblGrid>
+        <w:gridCol w:w="10080"/>
+      </w:tblGrid>
+      <w:tr>
+        <w:tc>
+          <w:tcPr>
+            <w:tcW w:type="dxa" w:w="10080"/>
+            <w:shd w:fill="FFF5F5"/>
+            <w:tcMar>
+              <w:top w:w="100" w:type="dxa"/>
+              <w:bottom w:w="100" w:type="dxa"/>
+              <w:left w:w="150" w:type="dxa"/>
+              <w:right w:w="150" w:type="dxa"/>
+            </w:tcMar>
+          </w:tcPr>
+          <w:p>
+            <w:r>
+              <w:rPr>
+                <w:b/>
+                <w:color w:val="C53030"/>
+                <w:sz w:val="19"/>
+              </w:rPr>
+              <w:t xml:space="preserve">⚠️ Common Trap / JEE Pitfall: </w:t>
+            </w:r>
+            <w:r>
+              <w:rPr>
+                <w:color w:val="2D3748"/>
+                <w:sz w:val="19"/>
+              </w:rPr>
+              <w:t>Dipole moment of NH_3 is HIGHER than NF_3 because lone pair and N-H bond moments reinforce each other in NH_3, but oppose in NF_3.</w:t>
+            </w:r>
+          </w:p>
+        </w:tc>
+      </w:tr>
+    </w:tbl>
+    <w:tbl>
+      <w:tblPr>
+        <w:tblW w:type="auto" w:w="0"/>
+        <w:jc w:val="center"/>
+        <w:tblLook w:firstColumn="1" w:firstRow="1" w:lastColumn="0" w:lastRow="0" w:noHBand="0" w:noVBand="1" w:val="04A0"/>
+      </w:tblPr>
+      <w:tblGrid>
+        <w:gridCol w:w="10080"/>
+      </w:tblGrid>
+      <w:tr>
+        <w:tc>
+          <w:tcPr>
+            <w:tcW w:type="dxa" w:w="10080"/>
+            <w:shd w:fill="F0FFF4"/>
+            <w:tcMar>
+              <w:top w:w="100" w:type="dxa"/>
+              <w:bottom w:w="100" w:type="dxa"/>
+              <w:left w:w="150" w:type="dxa"/>
+              <w:right w:w="150" w:type="dxa"/>
+            </w:tcMar>
+          </w:tcPr>
+          <w:p>
+            <w:r>
+              <w:rPr>
+                <w:b/>
+                <w:color w:val="276749"/>
+                <w:sz w:val="19"/>
+              </w:rPr>
+              <w:t xml:space="preserve">💡 Speed Hack / Trick: </w:t>
+            </w:r>
+            <w:r>
+              <w:rPr>
+                <w:color w:val="2D3748"/>
+                <w:sz w:val="19"/>
+              </w:rPr>
+              <w:t>Intermolecular H-bonding increases boiling point and water solubility (e.g. p-nitrophenol), while intramolecular H-bonding decreases boiling point (o-nitrophenol).</w:t>
+            </w:r>
+          </w:p>
+        </w:tc>
+      </w:tr>
+    </w:tbl>
+    <w:p>
+      <w:pPr>
+        <w:spacing w:before="120" w:after="40"/>
+      </w:pPr>
+      <w:r>
+        <w:rPr>
+          <w:b/>
+          <w:color w:val="1A365D"/>
+          <w:sz w:val="19"/>
+        </w:rPr>
+        <w:t>Source PYQs testing this concept:</w:t>
+      </w:r>
+    </w:p>
+    <w:p>
+      <w:pPr>
+        <w:pStyle w:val="ListBullet"/>
+        <w:spacing w:after="40"/>
+      </w:pPr>
+      <w:r>
+        <w:rPr>
+          <w:b/>
+          <w:sz w:val="18"/>
+        </w:rPr>
+        <w:t xml:space="preserve">[2026 Morning Shift] Q#2 (MCQ): </w:t>
+      </w:r>
+      <w:r>
+        <w:rPr>
+          <w:sz w:val="18"/>
+        </w:rPr>
+        <w:t xml:space="preserve">"The formal charges on the atoms marked as (1) to (4) in the Lewis representation of HNO_(3) molecule respectively are..."  </w:t>
+      </w:r>
+      <w:r>
+        <w:rPr>
+          <w:b/>
+          <w:color w:val="2B6CB0"/>
+          <w:sz w:val="18"/>
+        </w:rPr>
+        <w:t>[Ans: N/A]</w:t>
+      </w:r>
+    </w:p>
+    <w:p>
+      <w:pPr>
+        <w:pStyle w:val="ListBullet"/>
+        <w:spacing w:after="40"/>
+      </w:pPr>
+      <w:r>
+        <w:rPr>
+          <w:b/>
+          <w:sz w:val="18"/>
+        </w:rPr>
+        <w:t xml:space="preserve">[2026 Morning Shift] Q#4 (MCQ): </w:t>
+      </w:r>
+      <w:r>
+        <w:rPr>
+          <w:sz w:val="18"/>
+        </w:rPr>
+        <w:t xml:space="preserve">"Given below are statements about some molecules/ions. Identify the CORRECT statements. A. The dipole moment value of NF_(3) is higher than..."  </w:t>
+      </w:r>
+      <w:r>
+        <w:rPr>
+          <w:b/>
+          <w:color w:val="2B6CB0"/>
+          <w:sz w:val="18"/>
+        </w:rPr>
+        <w:t>[Ans: N/A]</w:t>
+      </w:r>
+    </w:p>
+    <w:p>
+      <w:pPr>
+        <w:pStyle w:val="ListBullet"/>
+        <w:spacing w:after="40"/>
+      </w:pPr>
+      <w:r>
+        <w:rPr>
+          <w:b/>
+          <w:sz w:val="18"/>
+        </w:rPr>
+        <w:t xml:space="preserve">[2026 Evening Shift] Q#4 (MCQ): </w:t>
+      </w:r>
+      <w:r>
+        <w:rPr>
+          <w:sz w:val="18"/>
+        </w:rPr>
+        <w:t xml:space="preserve">"Among H_(2)S,H_(2)O,NF_(3),NH_(3) and CHCl_(3) , identify the molecule (X) with lowest dipole moment value. The number of lone pairs o..."  </w:t>
       </w:r>
       <w:r>
         <w:rPr>
@@ -662,6 +1390,202 @@
               <w:t>Solution Analysis:</w:t>
               <w:br/>
               <w:t>First, let us recall the autoionization of bromine trifluoride: 2BrF_(3) ⇌ BrF_(2)^++BrF_(4)^- We have to determine the shapes of the cation and the anion. Central atom: Br Valence electrons of Br = 7 Each F contributes one bond → 2 Br–F bonds = 2 pairs of bonding electrons So, total electrons around Br for shape determination: 7-2(by bonding)-1(positive charge)=4 These 4 electrons form 2 lone pairs on Br. Hence, the total number of electron pairs around Br = 2 (bonding) + 2 (lone pairs) = 4 electron domains. According to VSEPR theory: 4 electron pairs → tetrahedral electron geometry With 2 bonding and 2 lone pairs → bent shape Thus, BrF_(2)^+ is bent . Central atom: Br Valence electrons of Br = 7 Each F contributes one bond → 4 Br–F bonds = 4 pairs of bonding electrons Additional one electron due to negative charge → +1 Hence total electrons on central bromine: 7+1-4=4 which means 2 lone pairs on Br. Thus, the total number of electron pairs = 4 (bonding) + 2 (lone pairs) = 6 electron domains. According to VSEPR theory: 6 electron domains → octahedral electron geometry With 4 bonding and 2 lone pairs → square planar shape Shapes are: BrF_(2)^+ → bent BrF_(4)^- → square planar Correct Option: A) bent, square planar</w:t>
+            </w:r>
+          </w:p>
+        </w:tc>
+      </w:tr>
+    </w:tbl>
+    <w:p>
+      <w:pPr>
+        <w:spacing w:after="120"/>
+      </w:pPr>
+    </w:p>
+    <w:p>
+      <w:pPr>
+        <w:spacing w:before="160" w:after="40"/>
+      </w:pPr>
+      <w:r>
+        <w:rPr>
+          <w:b/>
+          <w:color w:val="1A365D"/>
+          <w:sz w:val="22"/>
+        </w:rPr>
+        <w:t>Benchmark Problem 2: JEE Main 2026 (Online) 21st January Evening Shift (Q#3)</w:t>
+      </w:r>
+    </w:p>
+    <w:p>
+      <w:pPr>
+        <w:spacing w:after="80"/>
+      </w:pPr>
+      <w:r>
+        <w:rPr>
+          <w:sz w:val="20"/>
+        </w:rPr>
+        <w:t>The correct increasing order of C–H(A), C–O(B), C=O(C) and C≡N(D) bonds in terms of covalent bond length is :</w:t>
+      </w:r>
+    </w:p>
+    <w:p>
+      <w:pPr>
+        <w:pStyle w:val="ListBullet"/>
+        <w:spacing w:after="20"/>
+      </w:pPr>
+      <w:r>
+        <w:rPr>
+          <w:sz w:val="19"/>
+        </w:rPr>
+        <w:t>(A) &lt; C &lt; B &lt; A</w:t>
+      </w:r>
+    </w:p>
+    <w:p>
+      <w:pPr>
+        <w:pStyle w:val="ListBullet"/>
+        <w:spacing w:after="20"/>
+      </w:pPr>
+      <w:r>
+        <w:rPr>
+          <w:sz w:val="19"/>
+        </w:rPr>
+        <w:t>(B) &lt; C &lt; A &lt; B</w:t>
+      </w:r>
+    </w:p>
+    <w:p>
+      <w:pPr>
+        <w:pStyle w:val="ListBullet"/>
+        <w:spacing w:after="20"/>
+      </w:pPr>
+      <w:r>
+        <w:rPr>
+          <w:sz w:val="19"/>
+        </w:rPr>
+        <w:t>(C) &lt; B &lt; C &lt; D</w:t>
+      </w:r>
+    </w:p>
+    <w:p>
+      <w:pPr>
+        <w:pStyle w:val="ListBullet"/>
+        <w:spacing w:after="20"/>
+      </w:pPr>
+      <w:r>
+        <w:rPr>
+          <w:b/>
+          <w:color w:val="276749"/>
+          <w:sz w:val="19"/>
+        </w:rPr>
+        <w:t>(D) &lt; D &lt; C &lt; B</w:t>
+      </w:r>
+    </w:p>
+    <w:tbl>
+      <w:tblPr>
+        <w:tblW w:type="auto" w:w="0"/>
+        <w:jc w:val="center"/>
+        <w:tblLook w:firstColumn="1" w:firstRow="1" w:lastColumn="0" w:lastRow="0" w:noHBand="0" w:noVBand="1" w:val="04A0"/>
+      </w:tblPr>
+      <w:tblGrid>
+        <w:gridCol w:w="10080"/>
+      </w:tblGrid>
+      <w:tr>
+        <w:tc>
+          <w:tcPr>
+            <w:tcW w:type="dxa" w:w="10080"/>
+            <w:shd w:fill="F7FAFC"/>
+            <w:tcMar>
+              <w:top w:w="100" w:type="dxa"/>
+              <w:bottom w:w="100" w:type="dxa"/>
+              <w:left w:w="150" w:type="dxa"/>
+              <w:right w:w="150" w:type="dxa"/>
+            </w:tcMar>
+          </w:tcPr>
+          <w:p>
+            <w:r>
+              <w:rPr>
+                <w:b/>
+                <w:color w:val="1A365D"/>
+                <w:sz w:val="19"/>
+              </w:rPr>
+              <w:t>Correct Answer: D</w:t>
+              <w:br/>
+            </w:r>
+            <w:r>
+              <w:rPr>
+                <w:color w:val="2D3748"/>
+                <w:sz w:val="18"/>
+              </w:rPr>
+              <w:t>Solution Analysis:</w:t>
+              <w:br/>
+              <w:t>Bond length is inversely related to bond order (as per NCERT idea): triple bond &lt; double bond &lt; single bond (shorter to longer). Also, for single bonds , bond length increases when the bonded atom is larger (so C-O is longer than C-H ). Now compare: C-H (A): single bond, but H is very small ⇒ short C ≡ N (D): triple bond ⇒ very short C=O (C): double bond ⇒ short, but longer than triple C-O (B): single bond with larger O ⇒ longest So increasing order of bond length is: A&lt;D&lt;C&lt;B Correct option: D</w:t>
+            </w:r>
+          </w:p>
+        </w:tc>
+      </w:tr>
+    </w:tbl>
+    <w:p>
+      <w:pPr>
+        <w:spacing w:after="120"/>
+      </w:pPr>
+    </w:p>
+    <w:p>
+      <w:pPr>
+        <w:spacing w:before="160" w:after="40"/>
+      </w:pPr>
+      <w:r>
+        <w:rPr>
+          <w:b/>
+          <w:color w:val="1A365D"/>
+          <w:sz w:val="22"/>
+        </w:rPr>
+        <w:t>Benchmark Problem 3: JEE Main 2025 (Online) 29th January Evening Shift (Q#2)</w:t>
+      </w:r>
+    </w:p>
+    <w:p>
+      <w:pPr>
+        <w:spacing w:after="80"/>
+      </w:pPr>
+      <w:r>
+        <w:rPr>
+          <w:sz w:val="20"/>
+        </w:rPr>
+        <w:t>Total number of non-bonded electrons present in NO 2 - ion based on Lewis theory is ______.</w:t>
+      </w:r>
+    </w:p>
+    <w:tbl>
+      <w:tblPr>
+        <w:tblW w:type="auto" w:w="0"/>
+        <w:jc w:val="center"/>
+        <w:tblLook w:firstColumn="1" w:firstRow="1" w:lastColumn="0" w:lastRow="0" w:noHBand="0" w:noVBand="1" w:val="04A0"/>
+      </w:tblPr>
+      <w:tblGrid>
+        <w:gridCol w:w="10080"/>
+      </w:tblGrid>
+      <w:tr>
+        <w:tc>
+          <w:tcPr>
+            <w:tcW w:type="dxa" w:w="10080"/>
+            <w:shd w:fill="F7FAFC"/>
+            <w:tcMar>
+              <w:top w:w="100" w:type="dxa"/>
+              <w:bottom w:w="100" w:type="dxa"/>
+              <w:left w:w="150" w:type="dxa"/>
+              <w:right w:w="150" w:type="dxa"/>
+            </w:tcMar>
+          </w:tcPr>
+          <w:p>
+            <w:r>
+              <w:rPr>
+                <w:b/>
+                <w:color w:val="1A365D"/>
+                <w:sz w:val="19"/>
+              </w:rPr>
+              <w:t>Correct Answer: 12</w:t>
+              <w:br/>
+            </w:r>
+            <w:r>
+              <w:rPr>
+                <w:color w:val="2D3748"/>
+                <w:sz w:val="18"/>
+              </w:rPr>
+              <w:t>Solution Analysis:</w:t>
+              <w:br/>
+              <w:t>NO _(2)^- ion Structure (Lewis Structure) Nitrogen (N) has 2 non-bonding electrons. The total valence electrons of N is 5. Out of 5, 3 electrons are bonding electrons and 2 electrons are non-bonding electrons. Double bonded oxygen has 4 non-bonding electrons. Oxygen valence electrons : 6 Out of 6, 2 are bonding electrons are 4 are non-bonding electrons. Negatively charged oxygen has 6 non-bonding electrons. The negative charge is due to the extra electron present. So, the total number of non-bonded electrons present in NO _(2)^- ion based on Lewis theory is 2(ofN)+4(ofO)+6(ofO^-) =2+4+6=12</w:t>
             </w:r>
           </w:p>
         </w:tc>

--- a/dist/exports/chemical-bonding-and-molecular-structure_revision_notes.docx
+++ b/dist/exports/chemical-bonding-and-molecular-structure_revision_notes.docx
@@ -209,7 +209,7 @@
               <w:rPr>
                 <w:sz w:val="19"/>
               </w:rPr>
-              <w:t>88 PYQs</w:t>
+              <w:t>109 PYQs</w:t>
             </w:r>
           </w:p>
         </w:tc>
@@ -296,7 +296,7 @@
               <w:rPr>
                 <w:sz w:val="19"/>
               </w:rPr>
-              <w:t>83 PYQs</w:t>
+              <w:t>72 PYQs</w:t>
             </w:r>
           </w:p>
         </w:tc>
@@ -383,7 +383,7 @@
               <w:rPr>
                 <w:sz w:val="19"/>
               </w:rPr>
-              <w:t>58 PYQs</w:t>
+              <w:t>37 PYQs</w:t>
             </w:r>
           </w:p>
         </w:tc>
@@ -650,7 +650,7 @@
           <w:color w:val="2B6CB0"/>
           <w:sz w:val="24"/>
         </w:rPr>
-        <w:t>3.1 VSEPR Theory &amp; Molecular Geometry (Very High Yield — 88 PYQs)</w:t>
+        <w:t>3.1 VSEPR Theory &amp; Molecular Geometry (Very High Yield — 109 PYQs)</w:t>
       </w:r>
     </w:p>
     <w:p>
@@ -806,7 +806,7 @@
         <w:rPr>
           <w:sz w:val="18"/>
         </w:rPr>
-        <w:t xml:space="preserve">"Match List - I with List - II according to shape. List – I List – II A.  XeO 3 B.  XeF 2 C.  XeO 2 F 2 D.  XeOF 4 I.  BrF 5 II.  NH 3 III.  ..."  </w:t>
+        <w:t xml:space="preserve">"The covalent radii of atoms A and B are r_(A) and r_(B) , respectively. The covalent bond length and total length of AB molecule are..."  </w:t>
       </w:r>
       <w:r>
         <w:rPr>
@@ -827,13 +827,13 @@
           <w:b/>
           <w:sz w:val="18"/>
         </w:rPr>
-        <w:t xml:space="preserve">[2026 Morning Shift] Q#1 (MCQ): </w:t>
+        <w:t xml:space="preserve">[2026 Evening Shift] Q#1 (MCQ): </w:t>
       </w:r>
       <w:r>
         <w:rPr>
           <w:sz w:val="18"/>
         </w:rPr>
-        <w:t xml:space="preserve">"Among the following, the CORRECT combinations are A. IF_(3) → T -shaped ( sp^3d ) B. IF_(5) → Square pyramidal $..."  </w:t>
+        <w:t xml:space="preserve">"Match List - I with List - II according to shape. List – I List – II A.  XeO 3 B.  XeF 2 C.  XeO 2 F 2 D.  XeOF 4 I.  BrF 5 II.  NH 3 III.  ..."  </w:t>
       </w:r>
       <w:r>
         <w:rPr>
@@ -858,7 +858,7 @@
           <w:color w:val="2B6CB0"/>
           <w:sz w:val="24"/>
         </w:rPr>
-        <w:t>3.2 Molecular Orbital Theory (MOT) &amp; Bond Order (Very High Yield — 83 PYQs)</w:t>
+        <w:t>3.2 Molecular Orbital Theory (MOT) &amp; Bond Order (Very High Yield — 72 PYQs)</w:t>
       </w:r>
     </w:p>
     <w:p>
@@ -981,33 +981,6 @@
           <w:b/>
           <w:sz w:val="18"/>
         </w:rPr>
-        <w:t xml:space="preserve">[2026 Evening Shift] Q#1 (MCQ): </w:t>
-      </w:r>
-      <w:r>
-        <w:rPr>
-          <w:sz w:val="18"/>
-        </w:rPr>
-        <w:t xml:space="preserve">"The covalent radii of atoms A and B are r_(A) and r_(B) , respectively. The covalent bond length and total length of AB molecule are..."  </w:t>
-      </w:r>
-      <w:r>
-        <w:rPr>
-          <w:b/>
-          <w:color w:val="2B6CB0"/>
-          <w:sz w:val="18"/>
-        </w:rPr>
-        <w:t>[Ans: N/A]</w:t>
-      </w:r>
-    </w:p>
-    <w:p>
-      <w:pPr>
-        <w:pStyle w:val="ListBullet"/>
-        <w:spacing w:after="40"/>
-      </w:pPr>
-      <w:r>
-        <w:rPr>
-          <w:b/>
-          <w:sz w:val="18"/>
-        </w:rPr>
         <w:t xml:space="preserve">[2026 Evening Shift] Q#2 (MCQ): </w:t>
       </w:r>
       <w:r>
@@ -1035,13 +1008,13 @@
           <w:b/>
           <w:sz w:val="18"/>
         </w:rPr>
-        <w:t xml:space="preserve">[2026 Morning Shift] Q#2 (MCQ): </w:t>
+        <w:t xml:space="preserve">[2026 Evening Shift] Q#3 (MCQ): </w:t>
       </w:r>
       <w:r>
         <w:rPr>
           <w:sz w:val="18"/>
         </w:rPr>
-        <w:t xml:space="preserve">"Given below are two statements : Statement I : The number of species among BF_(4)^-,SiF_(4),XeF_(4) and SF_(4) , that have unequal $E-..."  </w:t>
+        <w:t xml:space="preserve">"Given below are two statements : Statement I : F_(2)O&lt;H_(2)O&lt;Cl_(2)O is the correct trend in terms of bond angle. Statement II : $SiF_{4},..."  </w:t>
       </w:r>
       <w:r>
         <w:rPr>
@@ -1049,7 +1022,34 @@
           <w:color w:val="2B6CB0"/>
           <w:sz w:val="18"/>
         </w:rPr>
-        <w:t>[Ans: B]</w:t>
+        <w:t>[Ans: N/A]</w:t>
+      </w:r>
+    </w:p>
+    <w:p>
+      <w:pPr>
+        <w:pStyle w:val="ListBullet"/>
+        <w:spacing w:after="40"/>
+      </w:pPr>
+      <w:r>
+        <w:rPr>
+          <w:b/>
+          <w:sz w:val="18"/>
+        </w:rPr>
+        <w:t xml:space="preserve">[2026 Evening Shift] Q#3 (MCQ): </w:t>
+      </w:r>
+      <w:r>
+        <w:rPr>
+          <w:sz w:val="18"/>
+        </w:rPr>
+        <w:t xml:space="preserve">"Pair of species among the following having same bond order as well as paramagnetic character will be-..."  </w:t>
+      </w:r>
+      <w:r>
+        <w:rPr>
+          <w:b/>
+          <w:color w:val="2B6CB0"/>
+          <w:sz w:val="18"/>
+        </w:rPr>
+        <w:t>[Ans: N/A]</w:t>
       </w:r>
     </w:p>
     <w:p>
@@ -1066,7 +1066,7 @@
           <w:color w:val="2B6CB0"/>
           <w:sz w:val="24"/>
         </w:rPr>
-        <w:t>3.3 Dipole Moment, Formal Charge &amp; Hydrogen Bonding (Very High Yield — 58 PYQs)</w:t>
+        <w:t>3.3 Dipole Moment, Formal Charge &amp; Hydrogen Bonding (Very High Yield — 37 PYQs)</w:t>
       </w:r>
     </w:p>
     <w:p>
@@ -1533,7 +1533,7 @@
           <w:color w:val="1A365D"/>
           <w:sz w:val="22"/>
         </w:rPr>
-        <w:t>Benchmark Problem 3: JEE Main 2025 (Online) 29th January Evening Shift (Q#2)</w:t>
+        <w:t>Benchmark Problem 3: JEE Main 2024 (Online) 1st February Morning Shift (Q#4)</w:t>
       </w:r>
     </w:p>
     <w:p>
@@ -1544,7 +1544,57 @@
         <w:rPr>
           <w:sz w:val="20"/>
         </w:rPr>
-        <w:t>Total number of non-bonded electrons present in NO 2 - ion based on Lewis theory is ______.</w:t>
+        <w:t>Given below are two statements: one is labelled as Assertion (A ) and the other is labelled as Reason (R) . Assertion (A) : PH_(3) has lower boiling point than NH_(3) . Reason (R) : In liquid state NH_(3) molecules are associated through vander Waal's forces, but PH_(3) molecules are associated through hydrogen bonding. In the light of the above statements, choose the most appropriate answer from the options given below :</w:t>
+      </w:r>
+    </w:p>
+    <w:p>
+      <w:pPr>
+        <w:pStyle w:val="ListBullet"/>
+        <w:spacing w:after="20"/>
+      </w:pPr>
+      <w:r>
+        <w:rPr>
+          <w:sz w:val="19"/>
+        </w:rPr>
+        <w:t>(A) Both (A) and (R) are correct and (R) is the correct explanation of (A)</w:t>
+      </w:r>
+    </w:p>
+    <w:p>
+      <w:pPr>
+        <w:pStyle w:val="ListBullet"/>
+        <w:spacing w:after="20"/>
+      </w:pPr>
+      <w:r>
+        <w:rPr>
+          <w:sz w:val="19"/>
+        </w:rPr>
+        <w:t>(B) (A) is not correct but (R) is correct</w:t>
+      </w:r>
+    </w:p>
+    <w:p>
+      <w:pPr>
+        <w:pStyle w:val="ListBullet"/>
+        <w:spacing w:after="20"/>
+      </w:pPr>
+      <w:r>
+        <w:rPr>
+          <w:b/>
+          <w:color w:val="276749"/>
+          <w:sz w:val="19"/>
+        </w:rPr>
+        <w:t>(C) (A) is correct but (R) is not correct</w:t>
+      </w:r>
+    </w:p>
+    <w:p>
+      <w:pPr>
+        <w:pStyle w:val="ListBullet"/>
+        <w:spacing w:after="20"/>
+      </w:pPr>
+      <w:r>
+        <w:rPr>
+          <w:sz w:val="19"/>
+        </w:rPr>
+        <w:t>(D) Both (A) and (R) are correct but (R) is not the correct explanation of (A)</w:t>
       </w:r>
     </w:p>
     <w:tbl>
@@ -1575,7 +1625,7 @@
                 <w:color w:val="1A365D"/>
                 <w:sz w:val="19"/>
               </w:rPr>
-              <w:t>Correct Answer: 12</w:t>
+              <w:t>Correct Answer: C</w:t>
               <w:br/>
             </w:r>
             <w:r>
@@ -1585,7 +1635,7 @@
               </w:rPr>
               <w:t>Solution Analysis:</w:t>
               <w:br/>
-              <w:t>NO _(2)^- ion Structure (Lewis Structure) Nitrogen (N) has 2 non-bonding electrons. The total valence electrons of N is 5. Out of 5, 3 electrons are bonding electrons and 2 electrons are non-bonding electrons. Double bonded oxygen has 4 non-bonding electrons. Oxygen valence electrons : 6 Out of 6, 2 are bonding electrons are 4 are non-bonding electrons. Negatively charged oxygen has 6 non-bonding electrons. The negative charge is due to the extra electron present. So, the total number of non-bonded electrons present in NO _(2)^- ion based on Lewis theory is 2(ofN)+4(ofO)+6(ofO^-) =2+4+6=12</w:t>
+              <w:t>The correct answer is Option C: (A) is correct but (R) is not correct. Assertion (A) : PH_(3) has lower boiling point than NH_(3) . This assertion is true. The boiling point of ammonia ( NH_(3) ) is higher than that of phosphine ( PH_(3) ). Ammonia has a boiling point of about -33.34°C, whereas phosphine has a boiling point of about -87.7°C. The reason for the higher boiling point of ammonia as compared to phosphine lies in the strength and type of intermolecular forces present in the substances. Reason (R) : In liquid state NH_(3) molecules are associated through Vander Waals' forces, but PH_(3) molecules are associated through hydrogen bonding. This reason is incorrect. Ammonia ( NH_(3) ) can form hydrogen bonds due to the presence of a highly electronegative nitrogen atom bonded to hydrogen atoms. This allows NH_(3) molecules to strongly associate with each other through hydrogen bonding, which is a much stronger intermolecular force than Van der Waals forces. This hydrogen bonding is responsible for the relatively high boiling point of ammonia. On the other hand, phosphine ( PH_(3) ) does not form hydrogen bonds because the electronegativity difference between phosphorus and hydrogen is not significant enough to enable the formation of hydrogen bonds. Instead, phosphine molecules are associated mainly through weaker Van der Waals forces, leading to a lower boiling point when compared to ammonia. In conclusion, the assertion that PH_(3) has a lower boiling point than NH_(3) is correct, due to the hydrogen bonding present in NH_(3) and absent in PH_(3) . However, the reason provided is incorrect because it incorrectly states that PH_(3) forms hydrogen bonds and that NH_(3) is associated through Van der Waals forces. It is actually the other way around, so the correct answer is that (A) is true but (R) is false.</w:t>
             </w:r>
           </w:p>
         </w:tc>
